--- a/unit-1b-life-writing/lesson-11-editing/Worksheet-11-Editing-Your-Draft.docx
+++ b/unit-1b-life-writing/lesson-11-editing/Worksheet-11-Editing-Your-Draft.docx
@@ -506,7 +506,7 @@
                 <w:sz w:val="21"/>
                 <w:szCs w:val="21"/>
               </w:rPr>
-              <w:t xml:space="preserve">Your draft says "lots of people came" — you know it was about twenty.</w:t>
+              <w:t>Your draft says "lots of people came": you know it was about twenty.</w:t>
             </w:r>
           </w:p>
         </w:tc>
@@ -969,7 +969,7 @@
           <w:sz w:val="21"/>
           <w:szCs w:val="21"/>
         </w:rPr>
-        <w:t xml:space="preserve">Rewrite each sentence using the lens named underneath it. There is no single correct answer — you are being marked on whether your version is genuinely stronger and on whether you used the right lens.</w:t>
+        <w:t>Rewrite each sentence using the lens named underneath it. There is no single correct answer: you are being marked on whether your version is genuinely stronger and on whether you used the right lens.</w:t>
       </w:r>
     </w:p>
     <w:p>
@@ -1022,7 +1022,7 @@
           <w:sz w:val="20"/>
           <w:szCs w:val="20"/>
         </w:rPr>
-        <w:t xml:space="preserve">Sharpen — show the feeling instead of naming it</w:t>
+        <w:t>Sharpen: show the feeling instead of naming it</w:t>
       </w:r>
     </w:p>
     <w:p>
@@ -1105,7 +1105,7 @@
           <w:sz w:val="20"/>
           <w:szCs w:val="20"/>
         </w:rPr>
-        <w:t xml:space="preserve">Vary — change the sentence lengths</w:t>
+        <w:t>Vary: change the sentence lengths</w:t>
       </w:r>
     </w:p>
     <w:p>
@@ -1188,7 +1188,7 @@
           <w:sz w:val="20"/>
           <w:szCs w:val="20"/>
         </w:rPr>
-        <w:t xml:space="preserve">Cut — remove what repeats or doesn’t earn its place</w:t>
+        <w:t>Cut: remove what repeats or doesn’t earn its place</w:t>
       </w:r>
     </w:p>
     <w:p>
